--- a/resources/docx/billing/carta-no-adeudo.docx
+++ b/resources/docx/billing/carta-no-adeudo.docx
@@ -518,6 +518,19 @@
           <w:szCs w:val="24"/>
         </w:rPr>
         <w:t>.</w:t>
+      </w:r>
+    </w:p>
+    <w:p>
+      <w:pPr>
+        <w:jc w:val="both"/>
+      </w:pPr>
+      <w:r>
+        <w:rPr>
+          <w:rFonts w:ascii="Arial" w:hAnsi="Arial" w:cs="Arial"/>
+          <w:sz w:val="24"/>
+          <w:szCs w:val="24"/>
+        </w:rPr>
+        <w:t xml:space="preserve">Celular: 55 3070 7950</w:t>
       </w:r>
     </w:p>
     <w:p>
